--- a/2. Python/Assignment 2/ASSIGNMENT Solution.docx
+++ b/2. Python/Assignment 2/ASSIGNMENT Solution.docx
@@ -1,6 +1,6 @@
 
 <file path=word/document.xml><?xml version="1.0" encoding="utf-8"?>
-<w:document xmlns:wpc="http://schemas.microsoft.com/office/word/2010/wordprocessingCanvas" xmlns:cx="http://schemas.microsoft.com/office/drawing/2014/chartex" xmlns:cx1="http://schemas.microsoft.com/office/drawing/2015/9/8/chartex" xmlns:cx2="http://schemas.microsoft.com/office/drawing/2015/10/21/chartex" xmlns:cx3="http://schemas.microsoft.com/office/drawing/2016/5/9/chartex" xmlns:cx4="http://schemas.microsoft.com/office/drawing/2016/5/10/chartex" xmlns:cx5="http://schemas.microsoft.com/office/drawing/2016/5/11/chartex" xmlns:cx6="http://schemas.microsoft.com/office/drawing/2016/5/12/chartex" xmlns:cx7="http://schemas.microsoft.com/office/drawing/2016/5/13/chartex" xmlns:cx8="http://schemas.microsoft.com/office/drawing/2016/5/14/chartex" xmlns:mc="http://schemas.openxmlformats.org/markup-compatibility/2006" xmlns:aink="http://schemas.microsoft.com/office/drawing/2016/ink" xmlns:am3d="http://schemas.microsoft.com/office/drawing/2017/model3d" xmlns:o="urn:schemas-microsoft-com:office:office" xmlns:oel="http://schemas.microsoft.com/office/2019/extlst" xmlns:r="http://schemas.openxmlformats.org/officeDocument/2006/relationships" xmlns:m="http://schemas.openxmlformats.org/officeDocument/2006/math" xmlns:v="urn:schemas-microsoft-com:vml" xmlns:wp14="http://schemas.microsoft.com/office/word/2010/wordprocessingDrawing" xmlns:wp="http://schemas.openxmlformats.org/drawingml/2006/wordprocessingDrawing" xmlns:w10="urn:schemas-microsoft-com:office:word" xmlns:w="http://schemas.openxmlformats.org/wordprocessingml/2006/main" xmlns:w14="http://schemas.microsoft.com/office/word/2010/wordml" xmlns:w15="http://schemas.microsoft.com/office/word/2012/wordml" xmlns:w16cex="http://schemas.microsoft.com/office/word/2018/wordml/cex" xmlns:w16cid="http://schemas.microsoft.com/office/word/2016/wordml/cid" xmlns:w16="http://schemas.microsoft.com/office/word/2018/wordml" xmlns:w16du="http://schemas.microsoft.com/office/word/2023/wordml/word16du" xmlns:w16sdtdh="http://schemas.microsoft.com/office/word/2020/wordml/sdtdatahash" xmlns:w16sdtfl="http://schemas.microsoft.com/office/word/2024/wordml/sdtformatlock" xmlns:w16se="http://schemas.microsoft.com/office/word/2015/wordml/symex" xmlns:wpg="http://schemas.microsoft.com/office/word/2010/wordprocessingGroup" xmlns:wpi="http://schemas.microsoft.com/office/word/2010/wordprocessingInk" xmlns:wne="http://schemas.microsoft.com/office/word/2006/wordml" xmlns:wps="http://schemas.microsoft.com/office/word/2010/wordprocessingShape" mc:Ignorable="w14 w15 w16se w16cid w16 w16cex w16sdtdh w16sdtfl w16du wp14">
+<w:document xmlns:wpc="http://schemas.microsoft.com/office/word/2010/wordprocessingCanvas" xmlns:cx="http://schemas.microsoft.com/office/drawing/2014/chartex" xmlns:cx1="http://schemas.microsoft.com/office/drawing/2015/9/8/chartex" xmlns:cx2="http://schemas.microsoft.com/office/drawing/2015/10/21/chartex" xmlns:cx3="http://schemas.microsoft.com/office/drawing/2016/5/9/chartex" xmlns:cx4="http://schemas.microsoft.com/office/drawing/2016/5/10/chartex" xmlns:cx5="http://schemas.microsoft.com/office/drawing/2016/5/11/chartex" xmlns:cx6="http://schemas.microsoft.com/office/drawing/2016/5/12/chartex" xmlns:cx7="http://schemas.microsoft.com/office/drawing/2016/5/13/chartex" xmlns:cx8="http://schemas.microsoft.com/office/drawing/2016/5/14/chartex" xmlns:mc="http://schemas.openxmlformats.org/markup-compatibility/2006" xmlns:aink="http://schemas.microsoft.com/office/drawing/2016/ink" xmlns:am3d="http://schemas.microsoft.com/office/drawing/2017/model3d" xmlns:o="urn:schemas-microsoft-com:office:office" xmlns:oel="http://schemas.microsoft.com/office/2019/extlst" xmlns:r="http://schemas.openxmlformats.org/officeDocument/2006/relationships" xmlns:m="http://schemas.openxmlformats.org/officeDocument/2006/math" xmlns:v="urn:schemas-microsoft-com:vml" xmlns:wp14="http://schemas.microsoft.com/office/word/2010/wordprocessingDrawing" xmlns:wp="http://schemas.openxmlformats.org/drawingml/2006/wordprocessingDrawing" xmlns:w10="urn:schemas-microsoft-com:office:word" xmlns:w="http://schemas.openxmlformats.org/wordprocessingml/2006/main" xmlns:w14="http://schemas.microsoft.com/office/word/2010/wordml" xmlns:w15="http://schemas.microsoft.com/office/word/2012/wordml" xmlns:w16cex="http://schemas.microsoft.com/office/word/2018/wordml/cex" xmlns:w16cid="http://schemas.microsoft.com/office/word/2016/wordml/cid" xmlns:w16="http://schemas.microsoft.com/office/word/2018/wordml" xmlns:w16sdtdh="http://schemas.microsoft.com/office/word/2020/wordml/sdtdatahash" xmlns:w16se="http://schemas.microsoft.com/office/word/2015/wordml/symex" xmlns:wpg="http://schemas.microsoft.com/office/word/2010/wordprocessingGroup" xmlns:wpi="http://schemas.microsoft.com/office/word/2010/wordprocessingInk" xmlns:wne="http://schemas.microsoft.com/office/word/2006/wordml" xmlns:wps="http://schemas.microsoft.com/office/word/2010/wordprocessingShape" mc:Ignorable="w14 w15 w16se w16cid w16 w16cex w16sdtdh wp14">
   <w:body>
     <w:p>
       <w:pPr>
@@ -75,14 +75,14 @@
         <w:rPr>
           <w:lang w:val="en-US"/>
         </w:rPr>
-        <w:t>int(input(</w:t>
+        <w:t>int(</w:t>
       </w:r>
       <w:proofErr w:type="gramEnd"/>
       <w:r>
         <w:rPr>
           <w:lang w:val="en-US"/>
         </w:rPr>
-        <w:t>"Enter first number: "))</w:t>
+        <w:t>input("Enter first number: "))</w:t>
       </w:r>
     </w:p>
     <w:p>
@@ -103,14 +103,14 @@
         <w:rPr>
           <w:lang w:val="en-US"/>
         </w:rPr>
-        <w:t>int(input(</w:t>
+        <w:t>int(</w:t>
       </w:r>
       <w:proofErr w:type="gramEnd"/>
       <w:r>
         <w:rPr>
           <w:lang w:val="en-US"/>
         </w:rPr>
-        <w:t>"Enter second number: "))</w:t>
+        <w:t>input("Enter second number: "))</w:t>
       </w:r>
     </w:p>
     <w:p>
@@ -166,10 +166,11 @@
       </w:pPr>
       <w:r>
         <w:rPr>
+          <w:noProof/>
           <w:lang w:val="en-US"/>
         </w:rPr>
         <w:drawing>
-          <wp:inline distT="0" distB="0" distL="0" distR="0" wp14:anchorId="6F120B0D" wp14:editId="223EEA82">
+          <wp:inline distT="0" distB="0" distL="0" distR="0" wp14:anchorId="20E0E956" wp14:editId="6F6441B6">
             <wp:extent cx="4486901" cy="828791"/>
             <wp:effectExtent l="0" t="0" r="0" b="9525"/>
             <wp:docPr id="151987584" name="Picture 1"/>
@@ -245,14 +246,14 @@
         <w:rPr>
           <w:lang w:val="en-US"/>
         </w:rPr>
-        <w:t>int(input(</w:t>
+        <w:t>int(</w:t>
       </w:r>
       <w:proofErr w:type="gramEnd"/>
       <w:r>
         <w:rPr>
           <w:lang w:val="en-US"/>
         </w:rPr>
-        <w:t>"Enter a number: "))</w:t>
+        <w:t>input("Enter a number: "))</w:t>
       </w:r>
     </w:p>
     <w:p>
@@ -320,10 +321,11 @@
       </w:pPr>
       <w:r>
         <w:rPr>
+          <w:noProof/>
           <w:lang w:val="en-US"/>
         </w:rPr>
         <w:drawing>
-          <wp:inline distT="0" distB="0" distL="0" distR="0" wp14:anchorId="4C5AD499" wp14:editId="1A413509">
+          <wp:inline distT="0" distB="0" distL="0" distR="0" wp14:anchorId="7439C92B" wp14:editId="67E75FBE">
             <wp:extent cx="4829849" cy="638264"/>
             <wp:effectExtent l="0" t="0" r="8890" b="9525"/>
             <wp:docPr id="1980627131" name="Picture 1"/>
@@ -399,14 +401,14 @@
         <w:rPr>
           <w:lang w:val="en-US"/>
         </w:rPr>
-        <w:t>int(input(</w:t>
+        <w:t>int(</w:t>
       </w:r>
       <w:proofErr w:type="gramEnd"/>
       <w:r>
         <w:rPr>
           <w:lang w:val="en-US"/>
         </w:rPr>
-        <w:t>"Enter first number: "))</w:t>
+        <w:t>input("Enter first number: "))</w:t>
       </w:r>
     </w:p>
     <w:p>
@@ -427,14 +429,14 @@
         <w:rPr>
           <w:lang w:val="en-US"/>
         </w:rPr>
-        <w:t>int(input(</w:t>
+        <w:t>int(</w:t>
       </w:r>
       <w:proofErr w:type="gramEnd"/>
       <w:r>
         <w:rPr>
           <w:lang w:val="en-US"/>
         </w:rPr>
-        <w:t>"Enter second number: "))</w:t>
+        <w:t>input("Enter second number: "))</w:t>
       </w:r>
     </w:p>
     <w:p>
@@ -455,14 +457,14 @@
         <w:rPr>
           <w:lang w:val="en-US"/>
         </w:rPr>
-        <w:t>int(input(</w:t>
+        <w:t>int(</w:t>
       </w:r>
       <w:proofErr w:type="gramEnd"/>
       <w:r>
         <w:rPr>
           <w:lang w:val="en-US"/>
         </w:rPr>
-        <w:t>"Enter third number: "))</w:t>
+        <w:t>input("Enter third number: "))</w:t>
       </w:r>
     </w:p>
     <w:p>
@@ -596,11 +598,12 @@
       </w:pPr>
       <w:r>
         <w:rPr>
+          <w:noProof/>
           <w:lang w:val="en-US"/>
         </w:rPr>
         <w:lastRenderedPageBreak/>
         <w:drawing>
-          <wp:inline distT="0" distB="0" distL="0" distR="0" wp14:anchorId="61073779" wp14:editId="1A94BA8B">
+          <wp:inline distT="0" distB="0" distL="0" distR="0" wp14:anchorId="3250F63C" wp14:editId="67031916">
             <wp:extent cx="4610743" cy="1028844"/>
             <wp:effectExtent l="0" t="0" r="0" b="0"/>
             <wp:docPr id="963202209" name="Picture 1"/>
@@ -676,14 +679,14 @@
         <w:rPr>
           <w:lang w:val="en-US"/>
         </w:rPr>
-        <w:t>int(input(</w:t>
+        <w:t>int(</w:t>
       </w:r>
       <w:proofErr w:type="gramEnd"/>
       <w:r>
         <w:rPr>
           <w:lang w:val="en-US"/>
         </w:rPr>
-        <w:t>"Enter number: "))</w:t>
+        <w:t>input("Enter number: "))</w:t>
       </w:r>
     </w:p>
     <w:p>
@@ -803,10 +806,11 @@
       </w:pPr>
       <w:r>
         <w:rPr>
+          <w:noProof/>
           <w:lang w:val="en-US"/>
         </w:rPr>
         <w:drawing>
-          <wp:inline distT="0" distB="0" distL="0" distR="0" wp14:anchorId="47B23F2E" wp14:editId="41066C2F">
+          <wp:inline distT="0" distB="0" distL="0" distR="0" wp14:anchorId="7CE65128" wp14:editId="2AC46883">
             <wp:extent cx="4715533" cy="600159"/>
             <wp:effectExtent l="0" t="0" r="0" b="9525"/>
             <wp:docPr id="514032039" name="Picture 1"/>
@@ -882,14 +886,14 @@
         <w:rPr>
           <w:lang w:val="en-US"/>
         </w:rPr>
-        <w:t>int(input(</w:t>
+        <w:t>int(</w:t>
       </w:r>
       <w:proofErr w:type="gramEnd"/>
       <w:r>
         <w:rPr>
           <w:lang w:val="en-US"/>
         </w:rPr>
-        <w:t>"Enter number: "))</w:t>
+        <w:t>input("Enter number: "))</w:t>
       </w:r>
     </w:p>
     <w:p>
@@ -1069,10 +1073,11 @@
       </w:pPr>
       <w:r>
         <w:rPr>
+          <w:noProof/>
           <w:lang w:val="en-US"/>
         </w:rPr>
         <w:drawing>
-          <wp:inline distT="0" distB="0" distL="0" distR="0" wp14:anchorId="07A25B24" wp14:editId="486CFF55">
+          <wp:inline distT="0" distB="0" distL="0" distR="0" wp14:anchorId="4BEA4288" wp14:editId="7507262F">
             <wp:extent cx="4458322" cy="1800476"/>
             <wp:effectExtent l="0" t="0" r="0" b="9525"/>
             <wp:docPr id="580236692" name="Picture 1"/>
@@ -1110,17 +1115,42 @@
     </w:p>
     <w:p>
       <w:pPr>
-        <w:pStyle w:val="ListParagraph"/>
-        <w:numPr>
-          <w:ilvl w:val="0"/>
-          <w:numId w:val="1"/>
-        </w:numPr>
-        <w:rPr>
-          <w:b/>
-          <w:bCs/>
-          <w:lang w:val="en-US"/>
-        </w:rPr>
-      </w:pPr>
+        <w:ind w:left="360"/>
+        <w:rPr>
+          <w:b/>
+          <w:bCs/>
+          <w:lang w:val="en-US"/>
+        </w:rPr>
+      </w:pPr>
+    </w:p>
+    <w:p>
+      <w:pPr>
+        <w:ind w:left="360"/>
+        <w:rPr>
+          <w:b/>
+          <w:bCs/>
+          <w:lang w:val="en-US"/>
+        </w:rPr>
+      </w:pPr>
+    </w:p>
+    <w:p>
+      <w:pPr>
+        <w:ind w:left="360"/>
+        <w:rPr>
+          <w:b/>
+          <w:bCs/>
+          <w:lang w:val="en-US"/>
+        </w:rPr>
+      </w:pPr>
+      <w:r>
+        <w:rPr>
+          <w:b/>
+          <w:bCs/>
+          <w:lang w:val="en-US"/>
+        </w:rPr>
+        <w:lastRenderedPageBreak/>
+        <w:t xml:space="preserve">6. </w:t>
+      </w:r>
       <w:r>
         <w:rPr>
           <w:b/>
@@ -1128,6 +1158,1037 @@
           <w:lang w:val="en-US"/>
         </w:rPr>
         <w:t>Fibonacci Series</w:t>
+      </w:r>
+    </w:p>
+    <w:p>
+      <w:pPr>
+        <w:ind w:left="360"/>
+        <w:rPr>
+          <w:lang w:val="en-US"/>
+        </w:rPr>
+      </w:pPr>
+      <w:proofErr w:type="spellStart"/>
+      <w:r>
+        <w:rPr>
+          <w:lang w:val="en-US"/>
+        </w:rPr>
+        <w:t>num_terms</w:t>
+      </w:r>
+      <w:proofErr w:type="spellEnd"/>
+      <w:r>
+        <w:rPr>
+          <w:lang w:val="en-US"/>
+        </w:rPr>
+        <w:t xml:space="preserve"> = </w:t>
+      </w:r>
+      <w:proofErr w:type="gramStart"/>
+      <w:r>
+        <w:rPr>
+          <w:lang w:val="en-US"/>
+        </w:rPr>
+        <w:t>int(</w:t>
+      </w:r>
+      <w:proofErr w:type="gramEnd"/>
+      <w:r>
+        <w:rPr>
+          <w:lang w:val="en-US"/>
+        </w:rPr>
+        <w:t>input("Enter number of terms: "))</w:t>
+      </w:r>
+    </w:p>
+    <w:p>
+      <w:pPr>
+        <w:ind w:left="360"/>
+        <w:rPr>
+          <w:lang w:val="en-US"/>
+        </w:rPr>
+      </w:pPr>
+      <w:r>
+        <w:rPr>
+          <w:lang w:val="en-US"/>
+        </w:rPr>
+        <w:t>a, b = 0, 1</w:t>
+      </w:r>
+    </w:p>
+    <w:p>
+      <w:pPr>
+        <w:ind w:left="360"/>
+        <w:rPr>
+          <w:lang w:val="en-US"/>
+        </w:rPr>
+      </w:pPr>
+    </w:p>
+    <w:p>
+      <w:pPr>
+        <w:ind w:left="360"/>
+        <w:rPr>
+          <w:lang w:val="en-US"/>
+        </w:rPr>
+      </w:pPr>
+      <w:r>
+        <w:rPr>
+          <w:lang w:val="en-US"/>
+        </w:rPr>
+        <w:t>for _ in range(</w:t>
+      </w:r>
+      <w:proofErr w:type="spellStart"/>
+      <w:r>
+        <w:rPr>
+          <w:lang w:val="en-US"/>
+        </w:rPr>
+        <w:t>num_terms</w:t>
+      </w:r>
+      <w:proofErr w:type="spellEnd"/>
+      <w:r>
+        <w:rPr>
+          <w:lang w:val="en-US"/>
+        </w:rPr>
+        <w:t>):</w:t>
+      </w:r>
+    </w:p>
+    <w:p>
+      <w:pPr>
+        <w:ind w:left="360"/>
+        <w:rPr>
+          <w:lang w:val="en-US"/>
+        </w:rPr>
+      </w:pPr>
+      <w:r>
+        <w:rPr>
+          <w:lang w:val="en-US"/>
+        </w:rPr>
+        <w:t xml:space="preserve">    </w:t>
+      </w:r>
+      <w:proofErr w:type="gramStart"/>
+      <w:r>
+        <w:rPr>
+          <w:lang w:val="en-US"/>
+        </w:rPr>
+        <w:t>print(</w:t>
+      </w:r>
+      <w:proofErr w:type="gramEnd"/>
+      <w:r>
+        <w:rPr>
+          <w:lang w:val="en-US"/>
+        </w:rPr>
+        <w:t>a, end=" ")</w:t>
+      </w:r>
+    </w:p>
+    <w:p>
+      <w:pPr>
+        <w:ind w:left="360"/>
+        <w:rPr>
+          <w:lang w:val="en-US"/>
+        </w:rPr>
+      </w:pPr>
+      <w:r>
+        <w:rPr>
+          <w:lang w:val="en-US"/>
+        </w:rPr>
+        <w:t xml:space="preserve">    a, b = b, a + b</w:t>
+      </w:r>
+    </w:p>
+    <w:p>
+      <w:pPr>
+        <w:ind w:left="360"/>
+        <w:rPr>
+          <w:lang w:val="en-US"/>
+        </w:rPr>
+      </w:pPr>
+      <w:r>
+        <w:rPr>
+          <w:lang w:val="en-US"/>
+        </w:rPr>
+        <w:drawing>
+          <wp:inline distT="0" distB="0" distL="0" distR="0" wp14:anchorId="19D9546F" wp14:editId="4188F047">
+            <wp:extent cx="4896533" cy="695422"/>
+            <wp:effectExtent l="0" t="0" r="0" b="9525"/>
+            <wp:docPr id="1" name="Picture 1"/>
+            <wp:cNvGraphicFramePr>
+              <a:graphicFrameLocks xmlns:a="http://schemas.openxmlformats.org/drawingml/2006/main" noChangeAspect="1"/>
+            </wp:cNvGraphicFramePr>
+            <a:graphic xmlns:a="http://schemas.openxmlformats.org/drawingml/2006/main">
+              <a:graphicData uri="http://schemas.openxmlformats.org/drawingml/2006/picture">
+                <pic:pic xmlns:pic="http://schemas.openxmlformats.org/drawingml/2006/picture">
+                  <pic:nvPicPr>
+                    <pic:cNvPr id="1" name=""/>
+                    <pic:cNvPicPr/>
+                  </pic:nvPicPr>
+                  <pic:blipFill>
+                    <a:blip r:embed="rId10"/>
+                    <a:stretch>
+                      <a:fillRect/>
+                    </a:stretch>
+                  </pic:blipFill>
+                  <pic:spPr>
+                    <a:xfrm>
+                      <a:off x="0" y="0"/>
+                      <a:ext cx="4896533" cy="695422"/>
+                    </a:xfrm>
+                    <a:prstGeom prst="rect">
+                      <a:avLst/>
+                    </a:prstGeom>
+                  </pic:spPr>
+                </pic:pic>
+              </a:graphicData>
+            </a:graphic>
+          </wp:inline>
+        </w:drawing>
+      </w:r>
+    </w:p>
+    <w:p>
+      <w:pPr>
+        <w:ind w:left="360"/>
+        <w:rPr>
+          <w:b/>
+          <w:bCs/>
+          <w:lang w:val="en-US"/>
+        </w:rPr>
+      </w:pPr>
+      <w:r>
+        <w:rPr>
+          <w:b/>
+          <w:bCs/>
+          <w:lang w:val="en-US"/>
+        </w:rPr>
+        <w:t>7. Reverse a Number</w:t>
+      </w:r>
+    </w:p>
+    <w:p>
+      <w:pPr>
+        <w:ind w:left="360"/>
+        <w:rPr>
+          <w:lang w:val="en-US"/>
+        </w:rPr>
+      </w:pPr>
+      <w:r>
+        <w:rPr>
+          <w:lang w:val="en-US"/>
+        </w:rPr>
+        <w:t xml:space="preserve">num = </w:t>
+      </w:r>
+      <w:proofErr w:type="gramStart"/>
+      <w:r>
+        <w:rPr>
+          <w:lang w:val="en-US"/>
+        </w:rPr>
+        <w:t>int(</w:t>
+      </w:r>
+      <w:proofErr w:type="gramEnd"/>
+      <w:r>
+        <w:rPr>
+          <w:lang w:val="en-US"/>
+        </w:rPr>
+        <w:t>input("Enter number: "))</w:t>
+      </w:r>
+    </w:p>
+    <w:p>
+      <w:pPr>
+        <w:ind w:left="360"/>
+        <w:rPr>
+          <w:lang w:val="en-US"/>
+        </w:rPr>
+      </w:pPr>
+      <w:proofErr w:type="spellStart"/>
+      <w:r>
+        <w:rPr>
+          <w:lang w:val="en-US"/>
+        </w:rPr>
+        <w:t>reversed_num</w:t>
+      </w:r>
+      <w:proofErr w:type="spellEnd"/>
+      <w:r>
+        <w:rPr>
+          <w:lang w:val="en-US"/>
+        </w:rPr>
+        <w:t xml:space="preserve"> = 0</w:t>
+      </w:r>
+    </w:p>
+    <w:p>
+      <w:pPr>
+        <w:ind w:left="360"/>
+        <w:rPr>
+          <w:lang w:val="en-US"/>
+        </w:rPr>
+      </w:pPr>
+    </w:p>
+    <w:p>
+      <w:pPr>
+        <w:ind w:left="360"/>
+        <w:rPr>
+          <w:lang w:val="en-US"/>
+        </w:rPr>
+      </w:pPr>
+      <w:r>
+        <w:rPr>
+          <w:lang w:val="en-US"/>
+        </w:rPr>
+        <w:t>while num &gt; 0:</w:t>
+      </w:r>
+    </w:p>
+    <w:p>
+      <w:pPr>
+        <w:ind w:left="360"/>
+        <w:rPr>
+          <w:lang w:val="en-US"/>
+        </w:rPr>
+      </w:pPr>
+      <w:r>
+        <w:rPr>
+          <w:lang w:val="en-US"/>
+        </w:rPr>
+        <w:t xml:space="preserve">    digit = num % 10</w:t>
+      </w:r>
+    </w:p>
+    <w:p>
+      <w:pPr>
+        <w:ind w:left="360"/>
+        <w:rPr>
+          <w:lang w:val="en-US"/>
+        </w:rPr>
+      </w:pPr>
+      <w:r>
+        <w:rPr>
+          <w:lang w:val="en-US"/>
+        </w:rPr>
+        <w:t xml:space="preserve">    </w:t>
+      </w:r>
+      <w:proofErr w:type="spellStart"/>
+      <w:r>
+        <w:rPr>
+          <w:lang w:val="en-US"/>
+        </w:rPr>
+        <w:t>reversed_num</w:t>
+      </w:r>
+      <w:proofErr w:type="spellEnd"/>
+      <w:r>
+        <w:rPr>
+          <w:lang w:val="en-US"/>
+        </w:rPr>
+        <w:t xml:space="preserve"> = (</w:t>
+      </w:r>
+      <w:proofErr w:type="spellStart"/>
+      <w:r>
+        <w:rPr>
+          <w:lang w:val="en-US"/>
+        </w:rPr>
+        <w:t>reversed_num</w:t>
+      </w:r>
+      <w:proofErr w:type="spellEnd"/>
+      <w:r>
+        <w:rPr>
+          <w:lang w:val="en-US"/>
+        </w:rPr>
+        <w:t xml:space="preserve"> * 10) + digit</w:t>
+      </w:r>
+    </w:p>
+    <w:p>
+      <w:pPr>
+        <w:ind w:left="360"/>
+        <w:rPr>
+          <w:lang w:val="en-US"/>
+        </w:rPr>
+      </w:pPr>
+      <w:r>
+        <w:rPr>
+          <w:lang w:val="en-US"/>
+        </w:rPr>
+        <w:t xml:space="preserve">    num = num // 10</w:t>
+      </w:r>
+    </w:p>
+    <w:p>
+      <w:pPr>
+        <w:ind w:left="360"/>
+        <w:rPr>
+          <w:lang w:val="en-US"/>
+        </w:rPr>
+      </w:pPr>
+      <w:proofErr w:type="gramStart"/>
+      <w:r>
+        <w:rPr>
+          <w:lang w:val="en-US"/>
+        </w:rPr>
+        <w:t>print(</w:t>
+      </w:r>
+      <w:proofErr w:type="spellStart"/>
+      <w:proofErr w:type="gramEnd"/>
+      <w:r>
+        <w:rPr>
+          <w:lang w:val="en-US"/>
+        </w:rPr>
+        <w:t>f"Reversed</w:t>
+      </w:r>
+      <w:proofErr w:type="spellEnd"/>
+      <w:r>
+        <w:rPr>
+          <w:lang w:val="en-US"/>
+        </w:rPr>
+        <w:t xml:space="preserve"> number = {</w:t>
+      </w:r>
+      <w:proofErr w:type="spellStart"/>
+      <w:r>
+        <w:rPr>
+          <w:lang w:val="en-US"/>
+        </w:rPr>
+        <w:t>reversed_num</w:t>
+      </w:r>
+      <w:proofErr w:type="spellEnd"/>
+      <w:r>
+        <w:rPr>
+          <w:lang w:val="en-US"/>
+        </w:rPr>
+        <w:t>}")</w:t>
+      </w:r>
+    </w:p>
+    <w:p>
+      <w:pPr>
+        <w:ind w:left="360"/>
+        <w:rPr>
+          <w:lang w:val="en-US"/>
+        </w:rPr>
+      </w:pPr>
+      <w:r>
+        <w:rPr>
+          <w:lang w:val="en-US"/>
+        </w:rPr>
+        <w:drawing>
+          <wp:inline distT="0" distB="0" distL="0" distR="0" wp14:anchorId="1999668C" wp14:editId="2CFFC5A1">
+            <wp:extent cx="4639322" cy="657317"/>
+            <wp:effectExtent l="0" t="0" r="0" b="9525"/>
+            <wp:docPr id="2" name="Picture 2"/>
+            <wp:cNvGraphicFramePr>
+              <a:graphicFrameLocks xmlns:a="http://schemas.openxmlformats.org/drawingml/2006/main" noChangeAspect="1"/>
+            </wp:cNvGraphicFramePr>
+            <a:graphic xmlns:a="http://schemas.openxmlformats.org/drawingml/2006/main">
+              <a:graphicData uri="http://schemas.openxmlformats.org/drawingml/2006/picture">
+                <pic:pic xmlns:pic="http://schemas.openxmlformats.org/drawingml/2006/picture">
+                  <pic:nvPicPr>
+                    <pic:cNvPr id="1" name=""/>
+                    <pic:cNvPicPr/>
+                  </pic:nvPicPr>
+                  <pic:blipFill>
+                    <a:blip r:embed="rId11"/>
+                    <a:stretch>
+                      <a:fillRect/>
+                    </a:stretch>
+                  </pic:blipFill>
+                  <pic:spPr>
+                    <a:xfrm>
+                      <a:off x="0" y="0"/>
+                      <a:ext cx="4639322" cy="657317"/>
+                    </a:xfrm>
+                    <a:prstGeom prst="rect">
+                      <a:avLst/>
+                    </a:prstGeom>
+                  </pic:spPr>
+                </pic:pic>
+              </a:graphicData>
+            </a:graphic>
+          </wp:inline>
+        </w:drawing>
+      </w:r>
+    </w:p>
+    <w:p>
+      <w:pPr>
+        <w:ind w:left="360"/>
+        <w:rPr>
+          <w:b/>
+          <w:bCs/>
+          <w:lang w:val="en-US"/>
+        </w:rPr>
+      </w:pPr>
+    </w:p>
+    <w:p>
+      <w:pPr>
+        <w:ind w:left="360"/>
+        <w:rPr>
+          <w:b/>
+          <w:bCs/>
+          <w:lang w:val="en-US"/>
+        </w:rPr>
+      </w:pPr>
+    </w:p>
+    <w:p>
+      <w:pPr>
+        <w:ind w:left="360"/>
+        <w:rPr>
+          <w:b/>
+          <w:bCs/>
+          <w:lang w:val="en-US"/>
+        </w:rPr>
+      </w:pPr>
+    </w:p>
+    <w:p>
+      <w:pPr>
+        <w:ind w:left="360"/>
+        <w:rPr>
+          <w:b/>
+          <w:bCs/>
+          <w:lang w:val="en-US"/>
+        </w:rPr>
+      </w:pPr>
+    </w:p>
+    <w:p>
+      <w:pPr>
+        <w:ind w:left="360"/>
+        <w:rPr>
+          <w:b/>
+          <w:bCs/>
+          <w:lang w:val="en-US"/>
+        </w:rPr>
+      </w:pPr>
+    </w:p>
+    <w:p>
+      <w:pPr>
+        <w:ind w:left="360"/>
+        <w:rPr>
+          <w:b/>
+          <w:bCs/>
+          <w:lang w:val="en-US"/>
+        </w:rPr>
+      </w:pPr>
+    </w:p>
+    <w:p>
+      <w:pPr>
+        <w:ind w:left="360"/>
+        <w:rPr>
+          <w:b/>
+          <w:bCs/>
+          <w:lang w:val="en-US"/>
+        </w:rPr>
+      </w:pPr>
+    </w:p>
+    <w:p>
+      <w:pPr>
+        <w:ind w:left="360"/>
+        <w:rPr>
+          <w:b/>
+          <w:bCs/>
+          <w:lang w:val="en-US"/>
+        </w:rPr>
+      </w:pPr>
+    </w:p>
+    <w:p>
+      <w:pPr>
+        <w:ind w:left="360"/>
+        <w:rPr>
+          <w:b/>
+          <w:bCs/>
+          <w:lang w:val="en-US"/>
+        </w:rPr>
+      </w:pPr>
+    </w:p>
+    <w:p>
+      <w:pPr>
+        <w:ind w:left="360"/>
+        <w:rPr>
+          <w:b/>
+          <w:bCs/>
+          <w:lang w:val="en-US"/>
+        </w:rPr>
+      </w:pPr>
+    </w:p>
+    <w:p>
+      <w:pPr>
+        <w:ind w:left="360"/>
+        <w:rPr>
+          <w:b/>
+          <w:bCs/>
+          <w:lang w:val="en-US"/>
+        </w:rPr>
+      </w:pPr>
+      <w:r>
+        <w:rPr>
+          <w:b/>
+          <w:bCs/>
+          <w:lang w:val="en-US"/>
+        </w:rPr>
+        <w:lastRenderedPageBreak/>
+        <w:t>8. Check Palindrome Number:</w:t>
+      </w:r>
+    </w:p>
+    <w:p>
+      <w:pPr>
+        <w:ind w:left="360"/>
+        <w:rPr>
+          <w:lang w:val="en-US"/>
+        </w:rPr>
+      </w:pPr>
+      <w:proofErr w:type="spellStart"/>
+      <w:r>
+        <w:rPr>
+          <w:lang w:val="en-US"/>
+        </w:rPr>
+        <w:t>num_str</w:t>
+      </w:r>
+      <w:proofErr w:type="spellEnd"/>
+      <w:r>
+        <w:rPr>
+          <w:lang w:val="en-US"/>
+        </w:rPr>
+        <w:t xml:space="preserve"> = </w:t>
+      </w:r>
+      <w:proofErr w:type="gramStart"/>
+      <w:r>
+        <w:rPr>
+          <w:lang w:val="en-US"/>
+        </w:rPr>
+        <w:t>input(</w:t>
+      </w:r>
+      <w:proofErr w:type="gramEnd"/>
+      <w:r>
+        <w:rPr>
+          <w:lang w:val="en-US"/>
+        </w:rPr>
+        <w:t>"Enter number: ")</w:t>
+      </w:r>
+    </w:p>
+    <w:p>
+      <w:pPr>
+        <w:ind w:left="360"/>
+        <w:rPr>
+          <w:lang w:val="en-US"/>
+        </w:rPr>
+      </w:pPr>
+    </w:p>
+    <w:p>
+      <w:pPr>
+        <w:ind w:left="360"/>
+        <w:rPr>
+          <w:lang w:val="en-US"/>
+        </w:rPr>
+      </w:pPr>
+      <w:r>
+        <w:rPr>
+          <w:lang w:val="en-US"/>
+        </w:rPr>
+        <w:t xml:space="preserve">if </w:t>
+      </w:r>
+      <w:proofErr w:type="spellStart"/>
+      <w:r>
+        <w:rPr>
+          <w:lang w:val="en-US"/>
+        </w:rPr>
+        <w:t>num_str</w:t>
+      </w:r>
+      <w:proofErr w:type="spellEnd"/>
+      <w:r>
+        <w:rPr>
+          <w:lang w:val="en-US"/>
+        </w:rPr>
+        <w:t xml:space="preserve"> == </w:t>
+      </w:r>
+      <w:proofErr w:type="spellStart"/>
+      <w:r>
+        <w:rPr>
+          <w:lang w:val="en-US"/>
+        </w:rPr>
+        <w:t>num_str</w:t>
+      </w:r>
+      <w:proofErr w:type="spellEnd"/>
+      <w:proofErr w:type="gramStart"/>
+      <w:r>
+        <w:rPr>
+          <w:lang w:val="en-US"/>
+        </w:rPr>
+        <w:t>[::</w:t>
+      </w:r>
+      <w:proofErr w:type="gramEnd"/>
+      <w:r>
+        <w:rPr>
+          <w:lang w:val="en-US"/>
+        </w:rPr>
+        <w:t>-1]:</w:t>
+      </w:r>
+    </w:p>
+    <w:p>
+      <w:pPr>
+        <w:ind w:left="360"/>
+        <w:rPr>
+          <w:lang w:val="en-US"/>
+        </w:rPr>
+      </w:pPr>
+      <w:r>
+        <w:rPr>
+          <w:lang w:val="en-US"/>
+        </w:rPr>
+        <w:t xml:space="preserve">    print(f"{</w:t>
+      </w:r>
+      <w:proofErr w:type="spellStart"/>
+      <w:r>
+        <w:rPr>
+          <w:lang w:val="en-US"/>
+        </w:rPr>
+        <w:t>num_str</w:t>
+      </w:r>
+      <w:proofErr w:type="spellEnd"/>
+      <w:r>
+        <w:rPr>
+          <w:lang w:val="en-US"/>
+        </w:rPr>
+        <w:t>} is Palindrome")</w:t>
+      </w:r>
+    </w:p>
+    <w:p>
+      <w:pPr>
+        <w:ind w:left="360"/>
+        <w:rPr>
+          <w:lang w:val="en-US"/>
+        </w:rPr>
+      </w:pPr>
+      <w:r>
+        <w:rPr>
+          <w:lang w:val="en-US"/>
+        </w:rPr>
+        <w:t>else:</w:t>
+      </w:r>
+    </w:p>
+    <w:p>
+      <w:pPr>
+        <w:ind w:left="360"/>
+        <w:rPr>
+          <w:lang w:val="en-US"/>
+        </w:rPr>
+      </w:pPr>
+      <w:r>
+        <w:rPr>
+          <w:lang w:val="en-US"/>
+        </w:rPr>
+        <w:t xml:space="preserve">    print(f"{</w:t>
+      </w:r>
+      <w:proofErr w:type="spellStart"/>
+      <w:r>
+        <w:rPr>
+          <w:lang w:val="en-US"/>
+        </w:rPr>
+        <w:t>num_str</w:t>
+      </w:r>
+      <w:proofErr w:type="spellEnd"/>
+      <w:r>
+        <w:rPr>
+          <w:lang w:val="en-US"/>
+        </w:rPr>
+        <w:t>} is not Palindrome")</w:t>
+      </w:r>
+    </w:p>
+    <w:p>
+      <w:pPr>
+        <w:ind w:left="360"/>
+        <w:rPr>
+          <w:lang w:val="en-US"/>
+        </w:rPr>
+      </w:pPr>
+      <w:r>
+        <w:rPr>
+          <w:lang w:val="en-US"/>
+        </w:rPr>
+        <w:drawing>
+          <wp:inline distT="0" distB="0" distL="0" distR="0" wp14:anchorId="1EC700DB" wp14:editId="53788A47">
+            <wp:extent cx="4867954" cy="1247949"/>
+            <wp:effectExtent l="0" t="0" r="8890" b="9525"/>
+            <wp:docPr id="3" name="Picture 3"/>
+            <wp:cNvGraphicFramePr>
+              <a:graphicFrameLocks xmlns:a="http://schemas.openxmlformats.org/drawingml/2006/main" noChangeAspect="1"/>
+            </wp:cNvGraphicFramePr>
+            <a:graphic xmlns:a="http://schemas.openxmlformats.org/drawingml/2006/main">
+              <a:graphicData uri="http://schemas.openxmlformats.org/drawingml/2006/picture">
+                <pic:pic xmlns:pic="http://schemas.openxmlformats.org/drawingml/2006/picture">
+                  <pic:nvPicPr>
+                    <pic:cNvPr id="1" name=""/>
+                    <pic:cNvPicPr/>
+                  </pic:nvPicPr>
+                  <pic:blipFill>
+                    <a:blip r:embed="rId12"/>
+                    <a:stretch>
+                      <a:fillRect/>
+                    </a:stretch>
+                  </pic:blipFill>
+                  <pic:spPr>
+                    <a:xfrm>
+                      <a:off x="0" y="0"/>
+                      <a:ext cx="4867954" cy="1247949"/>
+                    </a:xfrm>
+                    <a:prstGeom prst="rect">
+                      <a:avLst/>
+                    </a:prstGeom>
+                  </pic:spPr>
+                </pic:pic>
+              </a:graphicData>
+            </a:graphic>
+          </wp:inline>
+        </w:drawing>
+      </w:r>
+    </w:p>
+    <w:p>
+      <w:pPr>
+        <w:ind w:left="360"/>
+        <w:rPr>
+          <w:b/>
+          <w:bCs/>
+          <w:lang w:val="en-US"/>
+        </w:rPr>
+      </w:pPr>
+      <w:r>
+        <w:rPr>
+          <w:b/>
+          <w:bCs/>
+          <w:lang w:val="en-US"/>
+        </w:rPr>
+        <w:t>9. Sum of Digits</w:t>
+      </w:r>
+    </w:p>
+    <w:p>
+      <w:pPr>
+        <w:ind w:left="360"/>
+        <w:rPr>
+          <w:lang w:val="en-US"/>
+        </w:rPr>
+      </w:pPr>
+      <w:r>
+        <w:rPr>
+          <w:lang w:val="en-US"/>
+        </w:rPr>
+        <w:t xml:space="preserve">num = </w:t>
+      </w:r>
+      <w:proofErr w:type="gramStart"/>
+      <w:r>
+        <w:rPr>
+          <w:lang w:val="en-US"/>
+        </w:rPr>
+        <w:t>int(</w:t>
+      </w:r>
+      <w:proofErr w:type="gramEnd"/>
+      <w:r>
+        <w:rPr>
+          <w:lang w:val="en-US"/>
+        </w:rPr>
+        <w:t>input("Enter number: "))</w:t>
+      </w:r>
+    </w:p>
+    <w:p>
+      <w:pPr>
+        <w:ind w:left="360"/>
+        <w:rPr>
+          <w:lang w:val="en-US"/>
+        </w:rPr>
+      </w:pPr>
+    </w:p>
+    <w:p>
+      <w:pPr>
+        <w:ind w:left="360"/>
+        <w:rPr>
+          <w:lang w:val="en-US"/>
+        </w:rPr>
+      </w:pPr>
+      <w:proofErr w:type="spellStart"/>
+      <w:r>
+        <w:rPr>
+          <w:lang w:val="en-US"/>
+        </w:rPr>
+        <w:t>sum_digits</w:t>
+      </w:r>
+      <w:proofErr w:type="spellEnd"/>
+      <w:r>
+        <w:rPr>
+          <w:lang w:val="en-US"/>
+        </w:rPr>
+        <w:t xml:space="preserve"> = 0</w:t>
+      </w:r>
+    </w:p>
+    <w:p>
+      <w:pPr>
+        <w:ind w:left="360"/>
+        <w:rPr>
+          <w:lang w:val="en-US"/>
+        </w:rPr>
+      </w:pPr>
+    </w:p>
+    <w:p>
+      <w:pPr>
+        <w:ind w:left="360"/>
+        <w:rPr>
+          <w:lang w:val="en-US"/>
+        </w:rPr>
+      </w:pPr>
+      <w:r>
+        <w:rPr>
+          <w:lang w:val="en-US"/>
+        </w:rPr>
+        <w:t>while num &gt; 0:</w:t>
+      </w:r>
+    </w:p>
+    <w:p>
+      <w:pPr>
+        <w:ind w:left="360"/>
+        <w:rPr>
+          <w:lang w:val="en-US"/>
+        </w:rPr>
+      </w:pPr>
+      <w:r>
+        <w:rPr>
+          <w:lang w:val="en-US"/>
+        </w:rPr>
+        <w:t xml:space="preserve">    digit = num % 10</w:t>
+      </w:r>
+    </w:p>
+    <w:p>
+      <w:pPr>
+        <w:ind w:left="360"/>
+        <w:rPr>
+          <w:lang w:val="en-US"/>
+        </w:rPr>
+      </w:pPr>
+      <w:r>
+        <w:rPr>
+          <w:lang w:val="en-US"/>
+        </w:rPr>
+        <w:t xml:space="preserve">    </w:t>
+      </w:r>
+      <w:proofErr w:type="spellStart"/>
+      <w:r>
+        <w:rPr>
+          <w:lang w:val="en-US"/>
+        </w:rPr>
+        <w:t>sum_digits</w:t>
+      </w:r>
+      <w:proofErr w:type="spellEnd"/>
+      <w:r>
+        <w:rPr>
+          <w:lang w:val="en-US"/>
+        </w:rPr>
+        <w:t xml:space="preserve"> += digit</w:t>
+      </w:r>
+    </w:p>
+    <w:p>
+      <w:pPr>
+        <w:ind w:left="360"/>
+        <w:rPr>
+          <w:lang w:val="en-US"/>
+        </w:rPr>
+      </w:pPr>
+      <w:r>
+        <w:rPr>
+          <w:lang w:val="en-US"/>
+        </w:rPr>
+        <w:t xml:space="preserve">    num = num // 10</w:t>
+      </w:r>
+    </w:p>
+    <w:p>
+      <w:pPr>
+        <w:ind w:left="360"/>
+        <w:rPr>
+          <w:lang w:val="en-US"/>
+        </w:rPr>
+      </w:pPr>
+    </w:p>
+    <w:p>
+      <w:pPr>
+        <w:ind w:left="360"/>
+        <w:rPr>
+          <w:lang w:val="en-US"/>
+        </w:rPr>
+      </w:pPr>
+      <w:proofErr w:type="gramStart"/>
+      <w:r>
+        <w:rPr>
+          <w:lang w:val="en-US"/>
+        </w:rPr>
+        <w:t>print(</w:t>
+      </w:r>
+      <w:proofErr w:type="spellStart"/>
+      <w:proofErr w:type="gramEnd"/>
+      <w:r>
+        <w:rPr>
+          <w:lang w:val="en-US"/>
+        </w:rPr>
+        <w:t>f"Sum</w:t>
+      </w:r>
+      <w:proofErr w:type="spellEnd"/>
+      <w:r>
+        <w:rPr>
+          <w:lang w:val="en-US"/>
+        </w:rPr>
+        <w:t xml:space="preserve"> of digits = {</w:t>
+      </w:r>
+      <w:proofErr w:type="spellStart"/>
+      <w:r>
+        <w:rPr>
+          <w:lang w:val="en-US"/>
+        </w:rPr>
+        <w:t>sum_digits</w:t>
+      </w:r>
+      <w:proofErr w:type="spellEnd"/>
+      <w:r>
+        <w:rPr>
+          <w:lang w:val="en-US"/>
+        </w:rPr>
+        <w:t>}")</w:t>
+      </w:r>
+    </w:p>
+    <w:p>
+      <w:pPr>
+        <w:ind w:left="360"/>
+        <w:rPr>
+          <w:lang w:val="en-US"/>
+        </w:rPr>
+      </w:pPr>
+      <w:r>
+        <w:rPr>
+          <w:lang w:val="en-US"/>
+        </w:rPr>
+        <w:drawing>
+          <wp:inline distT="0" distB="0" distL="0" distR="0" wp14:anchorId="11609428" wp14:editId="41208FEF">
+            <wp:extent cx="5191850" cy="609685"/>
+            <wp:effectExtent l="0" t="0" r="8890" b="0"/>
+            <wp:docPr id="4" name="Picture 4"/>
+            <wp:cNvGraphicFramePr>
+              <a:graphicFrameLocks xmlns:a="http://schemas.openxmlformats.org/drawingml/2006/main" noChangeAspect="1"/>
+            </wp:cNvGraphicFramePr>
+            <a:graphic xmlns:a="http://schemas.openxmlformats.org/drawingml/2006/main">
+              <a:graphicData uri="http://schemas.openxmlformats.org/drawingml/2006/picture">
+                <pic:pic xmlns:pic="http://schemas.openxmlformats.org/drawingml/2006/picture">
+                  <pic:nvPicPr>
+                    <pic:cNvPr id="1" name=""/>
+                    <pic:cNvPicPr/>
+                  </pic:nvPicPr>
+                  <pic:blipFill>
+                    <a:blip r:embed="rId13"/>
+                    <a:stretch>
+                      <a:fillRect/>
+                    </a:stretch>
+                  </pic:blipFill>
+                  <pic:spPr>
+                    <a:xfrm>
+                      <a:off x="0" y="0"/>
+                      <a:ext cx="5191850" cy="609685"/>
+                    </a:xfrm>
+                    <a:prstGeom prst="rect">
+                      <a:avLst/>
+                    </a:prstGeom>
+                  </pic:spPr>
+                </pic:pic>
+              </a:graphicData>
+            </a:graphic>
+          </wp:inline>
+        </w:drawing>
+      </w:r>
+    </w:p>
+    <w:p>
+      <w:pPr>
+        <w:ind w:left="360"/>
+        <w:rPr>
+          <w:b/>
+          <w:bCs/>
+          <w:lang w:val="en-US"/>
+        </w:rPr>
+      </w:pPr>
+      <w:r>
+        <w:rPr>
+          <w:b/>
+          <w:bCs/>
+          <w:lang w:val="en-US"/>
+        </w:rPr>
+        <w:t>10. Count Vowels in a string:</w:t>
       </w:r>
     </w:p>
     <w:p>
@@ -1149,7 +2210,7 @@
 </file>
 
 <file path=word/numbering.xml><?xml version="1.0" encoding="utf-8"?>
-<w:numbering xmlns:wpc="http://schemas.microsoft.com/office/word/2010/wordprocessingCanvas" xmlns:cx="http://schemas.microsoft.com/office/drawing/2014/chartex" xmlns:cx1="http://schemas.microsoft.com/office/drawing/2015/9/8/chartex" xmlns:cx2="http://schemas.microsoft.com/office/drawing/2015/10/21/chartex" xmlns:cx3="http://schemas.microsoft.com/office/drawing/2016/5/9/chartex" xmlns:cx4="http://schemas.microsoft.com/office/drawing/2016/5/10/chartex" xmlns:cx5="http://schemas.microsoft.com/office/drawing/2016/5/11/chartex" xmlns:cx6="http://schemas.microsoft.com/office/drawing/2016/5/12/chartex" xmlns:cx7="http://schemas.microsoft.com/office/drawing/2016/5/13/chartex" xmlns:cx8="http://schemas.microsoft.com/office/drawing/2016/5/14/chartex" xmlns:mc="http://schemas.openxmlformats.org/markup-compatibility/2006" xmlns:aink="http://schemas.microsoft.com/office/drawing/2016/ink" xmlns:am3d="http://schemas.microsoft.com/office/drawing/2017/model3d" xmlns:o="urn:schemas-microsoft-com:office:office" xmlns:oel="http://schemas.microsoft.com/office/2019/extlst" xmlns:r="http://schemas.openxmlformats.org/officeDocument/2006/relationships" xmlns:m="http://schemas.openxmlformats.org/officeDocument/2006/math" xmlns:v="urn:schemas-microsoft-com:vml" xmlns:wp14="http://schemas.microsoft.com/office/word/2010/wordprocessingDrawing" xmlns:wp="http://schemas.openxmlformats.org/drawingml/2006/wordprocessingDrawing" xmlns:w10="urn:schemas-microsoft-com:office:word" xmlns:w="http://schemas.openxmlformats.org/wordprocessingml/2006/main" xmlns:w14="http://schemas.microsoft.com/office/word/2010/wordml" xmlns:w15="http://schemas.microsoft.com/office/word/2012/wordml" xmlns:w16cex="http://schemas.microsoft.com/office/word/2018/wordml/cex" xmlns:w16cid="http://schemas.microsoft.com/office/word/2016/wordml/cid" xmlns:w16="http://schemas.microsoft.com/office/word/2018/wordml" xmlns:w16du="http://schemas.microsoft.com/office/word/2023/wordml/word16du" xmlns:w16sdtdh="http://schemas.microsoft.com/office/word/2020/wordml/sdtdatahash" xmlns:w16sdtfl="http://schemas.microsoft.com/office/word/2024/wordml/sdtformatlock" xmlns:w16se="http://schemas.microsoft.com/office/word/2015/wordml/symex" xmlns:wpg="http://schemas.microsoft.com/office/word/2010/wordprocessingGroup" xmlns:wpi="http://schemas.microsoft.com/office/word/2010/wordprocessingInk" xmlns:wne="http://schemas.microsoft.com/office/word/2006/wordml" xmlns:wps="http://schemas.microsoft.com/office/word/2010/wordprocessingShape" mc:Ignorable="w14 w15 w16se w16cid w16 w16cex w16sdtdh w16sdtfl w16du wp14">
+<w:numbering xmlns:wpc="http://schemas.microsoft.com/office/word/2010/wordprocessingCanvas" xmlns:cx="http://schemas.microsoft.com/office/drawing/2014/chartex" xmlns:cx1="http://schemas.microsoft.com/office/drawing/2015/9/8/chartex" xmlns:cx2="http://schemas.microsoft.com/office/drawing/2015/10/21/chartex" xmlns:cx3="http://schemas.microsoft.com/office/drawing/2016/5/9/chartex" xmlns:cx4="http://schemas.microsoft.com/office/drawing/2016/5/10/chartex" xmlns:cx5="http://schemas.microsoft.com/office/drawing/2016/5/11/chartex" xmlns:cx6="http://schemas.microsoft.com/office/drawing/2016/5/12/chartex" xmlns:cx7="http://schemas.microsoft.com/office/drawing/2016/5/13/chartex" xmlns:cx8="http://schemas.microsoft.com/office/drawing/2016/5/14/chartex" xmlns:mc="http://schemas.openxmlformats.org/markup-compatibility/2006" xmlns:aink="http://schemas.microsoft.com/office/drawing/2016/ink" xmlns:am3d="http://schemas.microsoft.com/office/drawing/2017/model3d" xmlns:o="urn:schemas-microsoft-com:office:office" xmlns:oel="http://schemas.microsoft.com/office/2019/extlst" xmlns:r="http://schemas.openxmlformats.org/officeDocument/2006/relationships" xmlns:m="http://schemas.openxmlformats.org/officeDocument/2006/math" xmlns:v="urn:schemas-microsoft-com:vml" xmlns:wp14="http://schemas.microsoft.com/office/word/2010/wordprocessingDrawing" xmlns:wp="http://schemas.openxmlformats.org/drawingml/2006/wordprocessingDrawing" xmlns:w10="urn:schemas-microsoft-com:office:word" xmlns:w="http://schemas.openxmlformats.org/wordprocessingml/2006/main" xmlns:w14="http://schemas.microsoft.com/office/word/2010/wordml" xmlns:w15="http://schemas.microsoft.com/office/word/2012/wordml" xmlns:w16cex="http://schemas.microsoft.com/office/word/2018/wordml/cex" xmlns:w16cid="http://schemas.microsoft.com/office/word/2016/wordml/cid" xmlns:w16="http://schemas.microsoft.com/office/word/2018/wordml" xmlns:w16sdtdh="http://schemas.microsoft.com/office/word/2020/wordml/sdtdatahash" xmlns:w16se="http://schemas.microsoft.com/office/word/2015/wordml/symex" xmlns:wpg="http://schemas.microsoft.com/office/word/2010/wordprocessingGroup" xmlns:wpi="http://schemas.microsoft.com/office/word/2010/wordprocessingInk" xmlns:wne="http://schemas.microsoft.com/office/word/2006/wordml" xmlns:wps="http://schemas.microsoft.com/office/word/2010/wordprocessingShape" mc:Ignorable="w14 w15 w16se w16cid w16 w16cex w16sdtdh wp14">
   <w:abstractNum w:abstractNumId="0" w15:restartNumberingAfterBreak="0">
     <w:nsid w:val="4A834CC9"/>
     <w:multiLevelType w:val="hybridMultilevel"/>
@@ -1246,7 +2307,7 @@
 </file>
 
 <file path=word/styles.xml><?xml version="1.0" encoding="utf-8"?>
-<w:styles xmlns:mc="http://schemas.openxmlformats.org/markup-compatibility/2006" xmlns:r="http://schemas.openxmlformats.org/officeDocument/2006/relationships" xmlns:w="http://schemas.openxmlformats.org/wordprocessingml/2006/main" xmlns:w14="http://schemas.microsoft.com/office/word/2010/wordml" xmlns:w15="http://schemas.microsoft.com/office/word/2012/wordml" xmlns:w16cex="http://schemas.microsoft.com/office/word/2018/wordml/cex" xmlns:w16cid="http://schemas.microsoft.com/office/word/2016/wordml/cid" xmlns:w16="http://schemas.microsoft.com/office/word/2018/wordml" xmlns:w16du="http://schemas.microsoft.com/office/word/2023/wordml/word16du" xmlns:w16sdtdh="http://schemas.microsoft.com/office/word/2020/wordml/sdtdatahash" xmlns:w16sdtfl="http://schemas.microsoft.com/office/word/2024/wordml/sdtformatlock" xmlns:w16se="http://schemas.microsoft.com/office/word/2015/wordml/symex" mc:Ignorable="w14 w15 w16se w16cid w16 w16cex w16sdtdh w16sdtfl w16du">
+<w:styles xmlns:mc="http://schemas.openxmlformats.org/markup-compatibility/2006" xmlns:r="http://schemas.openxmlformats.org/officeDocument/2006/relationships" xmlns:w="http://schemas.openxmlformats.org/wordprocessingml/2006/main" xmlns:w14="http://schemas.microsoft.com/office/word/2010/wordml" xmlns:w15="http://schemas.microsoft.com/office/word/2012/wordml" xmlns:w16cex="http://schemas.microsoft.com/office/word/2018/wordml/cex" xmlns:w16cid="http://schemas.microsoft.com/office/word/2016/wordml/cid" xmlns:w16="http://schemas.microsoft.com/office/word/2018/wordml" xmlns:w16sdtdh="http://schemas.microsoft.com/office/word/2020/wordml/sdtdatahash" xmlns:w16se="http://schemas.microsoft.com/office/word/2015/wordml/symex" mc:Ignorable="w14 w15 w16se w16cid w16 w16cex w16sdtdh">
   <w:docDefaults>
     <w:rPrDefault>
       <w:rPr>
